--- a/_paper-accademico/docx/paper-english-oxford.docx
+++ b/_paper-accademico/docx/paper-english-oxford.docx
@@ -18,7 +18,7 @@
         <w:t>Author</w:t>
       </w:r>
       <w:r>
-        <w:t>: Luigi De Michele</w:t>
+        <w:t>: Dr. Luigi De Michele</w:t>
       </w:r>
     </w:p>
     <w:p>
